--- a/rus/docx/05.content.docx
+++ b/rus/docx/05.content.docx
@@ -11,6 +11,15 @@
         <w:pStyle w:val="Heading2"/>
       </w:pPr>
       <w:r>
+        <w:t>Resource: Заметки к учебнику (Тиндейл)</w:t>
+      </w:r>
+      <w:r/>
+    </w:p>
+    <w:p>
+      <w:pPr>
+        <w:pStyle w:val="Heading2"/>
+      </w:pPr>
+      <w:r>
         <w:t>License Information</w:t>
       </w:r>
       <w:r/>
@@ -21,7 +30,7 @@
         <w:rPr>
           <w:b/>
         </w:rPr>
-        <w:t>Study Notes (Tyndale)</w:t>
+        <w:t>Заметки к учебнику (Тиндейл)</w:t>
       </w:r>
       <w:r>
         <w:t xml:space="preserve"> (Russian) is based on</w:t>
@@ -74,7 +83,7 @@
         <w:pStyle w:val="Heading1"/>
       </w:pPr>
       <w:r>
-        <w:t>Study Notes (Tyndale)</w:t>
+        <w:t>Заметки к учебнику (Тиндейл)</w:t>
       </w:r>
     </w:p>
     <w:p>
@@ -83,6 +92,51 @@
           <w:headerReference w:type="even" r:id="rId8"/>
           <w:headerReference w:type="default" r:id="rId9"/>
           <w:footerReference w:type="default" r:id="rId10"/>
+          <w:footnotePr>
+            <w:numRestart w:val="eachSect"/>
+          </w:footnotePr>
+          <w:type w:val="continuous"/>
+          <w:pgSz w:w="12240" w:h="15840" w:code="1"/>
+          <w:pgMar w:top="1440" w:right="1440" w:bottom="1440" w:left="1440" w:header="504" w:footer="504" w:gutter="0"/>
+          <w:cols w:space="708"/>
+          <w:titlePg/>
+          <w:docGrid w:linePitch="360"/>
+        </w:sectPr>
+      </w:pPr>
+    </w:p>
+    <w:p>
+      <w:r/>
+    </w:p>
+    <w:p>
+      <w:pPr>
+        <w:pStyle w:val="Heading2"/>
+      </w:pPr>
+      <w:r>
+        <w:t>DEU</w:t>
+      </w:r>
+      <w:r/>
+    </w:p>
+    <w:p>
+      <w:r/>
+      <w:r>
+        <w:rPr>
+          <w:i/>
+        </w:rPr>
+        <w:t>Второзаконие 1:1, Второзаконие 1:1–5, Второзаконие 1:2, Второзаконие 1:4, Второзаконие 1:6–4:40, Второзаконие 1:7, Второзаконие 1:8, Второзаконие 1:9–18, Второзаконие 1:10, Второзаконие 1:13, Второзаконие 1:15, Второзаконие 1:16–17, Второзаконие 1:19, Второзаконие 1:19–25, Второзаконие 1:24–25, Второзаконие 1:26–46, Второзаконие 1:28, Второзаконие 1:30, Второзаконие 1:31, Второзаконие 1:33, Второзаконие 1:36, Второзаконие 1:37, Второзаконие 1:44, Второзаконие 2:1, Второзаконие 2:2–25, Второзаконие 2:5, Второзаконие 2:8, Второзаконие 2:9, Второзаконие 2:10, Второзаконие 2:11, Второзаконие 2:12, Второзаконие 2:13, Второзаконие 2:19, Второзаконие 2:20–21, Второзаконие 2:23, Второзаконие 2:24, Второзаконие 2:26, Второзаконие 2:26–37, Второзаконие 2:30, Второзаконие 2:34, Второзаконие 2:36, Второзаконие 2:37, Второзаконие 3:1–11, Второзаконие 3:4, Второзаконие 3:8, Второзаконие 3:9, Второзаконие 3:11, Второзаконие 3:12, Второзаконие 3:12–20, Второзаконие 3:13, Второзаконие 3:14, Второзаконие 3:15, Второзаконие 3:17, Второзаконие 3:21, Второзаконие 3:21–29, Второзаконие 3:24, Второзаконие 3:29, Второзаконие 4:1, Второзаконие 4:1–40, Второзаконие 4:3, Второзаконие 4:6, Второзаконие 4:8, Второзаконие 4:11, Второзаконие 4:13, Второзаконие 4:15, Второзаконие 4:16, Второзаконие 4:19, Второзаконие 4:20, Второзаконие 4:24, Второзаконие 4:26, Второзаконие 4:27, Второзаконие 4:30, Второзаконие 4:34, Второзаконие 4:36, Второзаконие 4:39, Второзаконие 4:40, Второзаконие 4:41–43, Второзаконие 4:41–49, Второзаконие 4:43, Второзаконие 4:44, Второзаконие 4:48, Второзаконие 4:49, Второзаконие 5:1, Второзаконие 5:1–32, Второзаконие 5:1–26:19, Второзаконие 5:9, Второзаконие 5:10, Второзаконие 5:11, Второзаконие 5:12, Второзаконие 5:15, Второзаконие 5:16, Второзаконие 5:16–20, Второзаконие 5:17, Второзаконие 5:18, Второзаконие 5:21, Второзаконие 5:33, Второзаконие 6:1, Второзаконие 6:1–25, Второзаконие 6:2, Второзаконие 6:3, Второзаконие 6:4, Второзаконие 6:4–5, Второзаконие 6:5, Второзаконие 6:7, Второзаконие 6:8, Второзаконие 6:9, Второзаконие 6:13, Второзаконие 6:16, Второзаконие 6:21, Второзаконие 6:22, Второзаконие 6:25, Второзаконие 7:1, Второзаконие 7:1–26, Второзаконие 7:5, Второзаконие 7:6, Второзаконие 7:9, Второзаконие 7:12, Второзаконие 7:15, Второзаконие 7:19, Второзаконие 7:20, Второзаконие 7:21, Второзаконие 7:24, Второзаконие 7:25–26, Второзаконие 7:26, Второзаконие 8:1–20, Второзаконие 8:2, Второзаконие 8:3, Второзаконие 8:9, Второзаконие 8:15, Второзаконие 8:18, Второзаконие 9:1, Второзаконие 9:3, Второзаконие 9:5, Второзаконие 9:6, Второзаконие 9:9, Второзаконие 9:10, Второзаконие 9:12, Второзаконие 9:14, Второзаконие 9:16, Второзаконие 9:22, Второзаконие 9:23, Второзаконие 9:26, Второзаконие 9:27, Второзаконие 10:1, Второзаконие 10:3, Второзаконие 10:5, Второзаконие 10:12–13, Второзаконие 10:16, Второзаконие 10:17, Второзаконие 10:18, Второзаконие 11:4, Второзаконие 11:6, Второзаконие 11:8–32, Второзаконие 11:12, Второзаконие 11:24, Второзаконие 11:26, Второзаконие 11:29, Второзаконие 11:30, Второзаконие 12:1–26:15, Второзаконие 12:2, Второзаконие 12:3, Второзаконие 12:5, Второзаконие 12:6, Второзаконие 12:8, Второзаконие 12:12, Второзаконие 12:15, Второзаконие 12:16, Второзаконие 12:18, Второзаконие 12:21, Второзаконие 12:23, Второзаконие 12:27, Второзаконие 12:31, Второзаконие 13:1, Второзаконие 13:1–18, Второзаконие 13:5, Второзаконие 13:6, Второзаконие 13:9, Второзаконие 13:13, Второзаконие 13:14, Второзаконие 13:16, Второзаконие 14:1, Второзаконие 14:1–21, Второзаконие 14:2, Второзаконие 14:6, Второзаконие 14:7, Второзаконие 14:8, Второзаконие 14:11–18, Второзаконие 14:19–20, Второзаконие 14:21, Второзаконие 14:22–27, Второзаконие 14:23, Второзаконие 14:26, Второзаконие 14:27, Второзаконие 14:28, Второзаконие 15:1, Второзаконие 15:1–23, Второзаконие 15:2, Второзаконие 15:4, Второзаконие 15:6, Второзаконие 15:11, Второзаконие 15:12, Второзаконие 15:16, Второзаконие 15:17, Второзаконие 15:18, Второзаконие 15:19, Второзаконие 15:21, Второзаконие 15:23, Второзаконие 16:1–8, Второзаконие 16:2, Второзаконие 16:3, Второзаконие 16:10, Второзаконие 16:13–17, Второзаконие 16:16, Второзаконие 16:18, Второзаконие 16:18–17:13, Второзаконие 16:19, Второзаконие 16:21–22, Второзаконие 17:1, Второзаконие 17:3, Второзаконие 17:4, Второзаконие 17:5, Второзаконие 17:7, Второзаконие 17:8, Второзаконие 17:9, Второзаконие 17:11, Второзаконие 17:12, Второзаконие 17:15, Второзаконие 17:16, Второзаконие 17:17, Второзаконие 17:18, Второзаконие 18:1, Второзаконие 18:2, Второзаконие 18:3, Второзаконие 18:8, Второзаконие 18:10, Второзаконие 18:11, Второзаконие 18:15, Второзаконие 18:18, Второзаконие 18:19, Второзаконие 18:22, Второзаконие 19:1–13, Второзаконие 19:2, Второзаконие 19:4, Второзаконие 19:6, Второзаконие 19:9, Второзаконие 19:11, Второзаконие 19:13, Второзаконие 19:15, Второзаконие 19:21, Второзаконие 20:4, Второзаконие 20:7, Второзаконие 20:10–15, Второзаконие 20:11, Второзаконие 20:15, Второзаконие 20:19, Второзаконие 20:20, Второзаконие 21:1, Второзаконие 21:1–9, Второзаконие 21:3–8, Второзаконие 21:4, Второзаконие 21:6, Второзаконие 21:12, Второзаконие 21:13, Второзаконие 21:14, Второзаконие 21:15–17, Второзаконие 21:20, Второзаконие 21:22, Второзаконие 21:23, Второзаконие 22:1, Второзаконие 22:5, Второзаконие 22:9, Второзаконие 22:10, Второзаконие 22:11, Второзаконие 22:12, Второзаконие 22:14, Второзаконие 22:15, Второзаконие 22:17, Второзаконие 22:19, Второзаконие 22:21, Второзаконие 22:24, Второзаконие 22:29, Второзаконие 22:30, Второзаконие 23:1, Второзаконие 23:3, Второзаконие 23:4, Второзаконие 23:7, Второзаконие 23:8, Второзаконие 23:10, Второзаконие 23:12, Второзаконие 23:13, Второзаконие 23:14, Второзаконие 23:17, Второзаконие 23:18, Второзаконие 23:19–20, Второзаконие 23:24, Второзаконие 24:1, Второзаконие 24:4, Второзаконие 24:6, Второзаконие 24:8, Второзаконие 24:11, Второзаконие 24:13, Второзаконие 24:17, Второзаконие 25:3, Второзаконие 25:4, Второзаконие 25:5, Второзаконие 25:9, Второзаконие 25:10, Второзаконие 25:11–12, Второзаконие 25:13–14, Второзаконие 25:17, Второзаконие 25:19, Второзаконие 26:1–15, Второзаконие 26:5, Второзаконие 26:11, Второзаконие 26:12, Второзаконие 26:13, Второзаконие 26:14, Второзаконие 26:16, Второзаконие 26:16–19, Второзаконие 27:3, Второзаконие 27:4, Второзаконие 27:5, Второзаконие 27:7, Второзаконие 27:9, Второзаконие 27:12–26, Второзаконие 27:13, Второзаконие 27:14, Второзаконие 27:15, Второзаконие 27:16, Второзаконие 27:17, Второзаконие 27:18, Второзаконие 27:19, Второзаконие 27:20, Второзаконие 27:22, Второзаконие 28:1–68, Второзаконие 28:5, Второзаконие 28:7, Второзаконие 28:10, Второзаконие 28:12, Второзаконие 28:13, Второзаконие 28:17, Второзаконие 28:21, Второзаконие 28:22, Второзаконие 28:23, Второзаконие 28:24, Второзаконие 28:25, Второзаконие 28:27, Второзаконие 28:36, Второзаконие 28:43, Второзаконие 28:44, Второзаконие 28:46, Второзаконие 28:48, Второзаконие 28:49, Второзаконие 28:50, Второзаконие 28:54, Второзаконие 28:56, Второзаконие 28:57, Второзаконие 28:58, Второзаконие 28:60, Второзаконие 28:64, Второзаконие 28:68, Второзаконие 29:1, Второзаконие 29:2–30:20, Второзаконие 29:6, Второзаконие 29:7, Второзаконие 29:8, Второзаконие 29:11, Второзаконие 29:12, Второзаконие 29:15, Второзаконие 29:17, Второзаконие 29:18, Второзаконие 29:19, Второзаконие 29:20, Второзаконие 29:21, Второзаконие 29:23, Второзаконие 29:25–28, Второзаконие 29:27, Второзаконие 29:29, Второзаконие 30:1, Второзаконие 30:1–10, Второзаконие 30:2–3, Второзаконие 30:6, Второзаконие 30:11, Второзаконие 30:11–20, Второзаконие 30:12, Второзаконие 30:13, Второзаконие 30:14, Второзаконие 30:16, Второзаконие 30:19, Второзаконие 30:20, Второзаконие 31:1, Второзаконие 31:1–8, Второзаконие 31:1–29, Второзаконие 31:3, Второзаконие 31:4, Второзаконие 31:6, Второзаконие 31:9, Второзаконие 31:9–13, Второзаконие 31:10, Второзаконие 31:12, Второзаконие 31:14, Второзаконие 31:15, Второзаконие 31:18, Второзаконие 31:19–22, Второзаконие 31:20, Второзаконие 31:22, Второзаконие 31:23, Второзаконие 31:26, Второзаконие 31:30–32:47, Второзаконие 32:1, Второзаконие 32:2, Второзаконие 32:4, Второзаконие 32:7, Второзаконие 32:8, Второзаконие 32:9, Второзаконие 32:14, Второзаконие 32:15, Второзаконие 32:16, Второзаконие 32:17, Второзаконие 32:18, Второзаконие 32:20, Второзаконие 32:21, Второзаконие 32:22, Второзаконие 32:27, Второзаконие 32:29, Второзаконие 32:30, Второзаконие 32:31, Второзаконие 32:32, Второзаконие 32:34, Второзаконие 32:36, Второзаконие 32:37, Второзаконие 32:38, Второзаконие 32:40, Второзаконие 32:42, Второзаконие 32:47, Второзаконие 32:49, Второзаконие 32:50, Второзаконие 32:51, Второзаконие 33:1–29, Второзаконие 33:2, Второзаконие 33:3, Второзаконие 33:4, Второзаконие 33:6, Второзаконие 33:7, Второзаконие 33:8, Второзаконие 33:9, Второзаконие 33:10, Второзаконие 33:12, Второзаконие 33:13–17, Второзаконие 33:16, Второзаконие 33:17, Второзаконие 33:18, Второзаконие 33:19, Второзаконие 33:20, Второзаконие 33:21, Второзаконие 33:22, Второзаконие 33:23, Второзаконие 33:24, Второзаконие 33:26, Второзаконие 33:27, Второзаконие 33:29, Второзаконие 34:1, Второзаконие 34:1–12, Второзаконие 34:2, Второзаконие 34:3, Второзаконие 34:6, Второзаконие 34:7, Второзаконие 34:9, Второзаконие 34:10, Второзаконие 34:12</w:t>
+      </w:r>
+      <w:r/>
+    </w:p>
+    <w:p>
+      <w:r/>
+      <w:r>
+        <w:t xml:space="preserve"> </w:t>
+      </w:r>
+      <w:r/>
+      <w:r/>
+    </w:p>
+    <w:p>
+      <w:pPr>
+        <w:sectPr>
           <w:footnotePr>
             <w:numRestart w:val="eachSect"/>
           </w:footnotePr>

--- a/rus/docx/05.content.docx
+++ b/rus/docx/05.content.docx
@@ -163,13 +163,6 @@
         <w:rPr>
           <w:lang w:val="ru_RU" w:bidi="ru_RU"/>
         </w:rPr>
-      </w:r>
-      <w:r>
-        <w:rPr>
-          <w:i/>
-          <w:lang w:val="ru_RU" w:bidi="ru_RU"/>
-        </w:rPr>
-        <w:t>Второзаконие 1:1, Второзаконие 1:1–5, Второзаконие 1:2, Второзаконие 1:4, Второзаконие 1:6–4:40, Второзаконие 1:7, Второзаконие 1:8, Второзаконие 1:9–18, Второзаконие 1:10, Второзаконие 1:13, Второзаконие 1:15, Второзаконие 1:16–17, Второзаконие 1:19, Второзаконие 1:19–25, Второзаконие 1:24–25, Второзаконие 1:26–46, Второзаконие 1:28, Второзаконие 1:30, Второзаконие 1:31, Второзаконие 1:33, Второзаконие 1:36, Второзаконие 1:37, Второзаконие 1:44, Второзаконие 2:1, Второзаконие 2:2–25, Второзаконие 2:5, Второзаконие 2:8, Второзаконие 2:9, Второзаконие 2:10, Второзаконие 2:11, Второзаконие 2:12, Второзаконие 2:13, Второзаконие 2:19, Второзаконие 2:20–21, Второзаконие 2:23, Второзаконие 2:24, Второзаконие 2:26, Второзаконие 2:26–37, Второзаконие 2:30, Второзаконие 2:34, Второзаконие 2:36, Второзаконие 2:37, Второзаконие 3:1–11, Второзаконие 3:4, Второзаконие 3:8, Второзаконие 3:9, Второзаконие 3:11, Второзаконие 3:12, Второзаконие 3:12–20, Второзаконие 3:13, Второзаконие 3:14, Второзаконие 3:15, Второзаконие 3:17, Второзаконие 3:21, Второзаконие 3:21–29, Второзаконие 3:24, Второзаконие 3:29, Второзаконие 4:1, Второзаконие 4:1–40, Второзаконие 4:3, Второзаконие 4:6, Второзаконие 4:8, Второзаконие 4:11, Второзаконие 4:13, Второзаконие 4:15, Второзаконие 4:16, Второзаконие 4:19, Второзаконие 4:20, Второзаконие 4:24, Второзаконие 4:26, Второзаконие 4:27, Второзаконие 4:30, Второзаконие 4:34, Второзаконие 4:36, Второзаконие 4:39, Второзаконие 4:40, Второзаконие 4:41–43, Второзаконие 4:41–49, Второзаконие 4:43, Второзаконие 4:44, Второзаконие 4:48, Второзаконие 4:49, Второзаконие 5:1, Второзаконие 5:1–32, Второзаконие 5:1–26:19, Второзаконие 5:9, Второзаконие 5:10, Второзаконие 5:11, Второзаконие 5:12, Второзаконие 5:15, Второзаконие 5:16, Второзаконие 5:16–20, Второзаконие 5:17, Второзаконие 5:18, Второзаконие 5:21, Второзаконие 5:33, Второзаконие 6:1, Второзаконие 6:1–25, Второзаконие 6:2, Второзаконие 6:3, Второзаконие 6:4, Второзаконие 6:4–5, Второзаконие 6:5, Второзаконие 6:7, Второзаконие 6:8, Второзаконие 6:9, Второзаконие 6:13, Второзаконие 6:16, Второзаконие 6:21, Второзаконие 6:22, Второзаконие 6:25, Второзаконие 7:1, Второзаконие 7:1–26, Второзаконие 7:5, Второзаконие 7:6, Второзаконие 7:9, Второзаконие 7:12, Второзаконие 7:15, Второзаконие 7:19, Второзаконие 7:20, Второзаконие 7:21, Второзаконие 7:24, Второзаконие 7:25–26, Второзаконие 7:26, Второзаконие 8:1–20, Второзаконие 8:2, Второзаконие 8:3, Второзаконие 8:9, Второзаконие 8:15, Второзаконие 8:18, Второзаконие 9:1, Второзаконие 9:3, Второзаконие 9:5, Второзаконие 9:6, Второзаконие 9:9, Второзаконие 9:10, Второзаконие 9:12, Второзаконие 9:14, Второзаконие 9:16, Второзаконие 9:22, Второзаконие 9:23, Второзаконие 9:26, Второзаконие 9:27, Второзаконие 10:1, Второзаконие 10:3, Второзаконие 10:5, Второзаконие 10:12–13, Второзаконие 10:16, Второзаконие 10:17, Второзаконие 10:18, Второзаконие 11:4, Второзаконие 11:6, Второзаконие 11:8–32, Второзаконие 11:12, Второзаконие 11:24, Второзаконие 11:26, Второзаконие 11:29, Второзаконие 11:30, Второзаконие 12:1–26:15, Второзаконие 12:2, Второзаконие 12:3, Второзаконие 12:5, Второзаконие 12:6, Второзаконие 12:8, Второзаконие 12:12, Второзаконие 12:15, Второзаконие 12:16, Второзаконие 12:18, Второзаконие 12:21, Второзаконие 12:23, Второзаконие 12:27, Второзаконие 12:31, Второзаконие 13:1, Второзаконие 13:1–18, Второзаконие 13:5, Второзаконие 13:6, Второзаконие 13:9, Второзаконие 13:13, Второзаконие 13:14, Второзаконие 13:16, Второзаконие 14:1, Второзаконие 14:1–21, Второзаконие 14:2, Второзаконие 14:6, Второзаконие 14:7, Второзаконие 14:8, Второзаконие 14:11–18, Второзаконие 14:19–20, Второзаконие 14:21, Второзаконие 14:22–27, Второзаконие 14:23, Второзаконие 14:26, Второзаконие 14:27, Второзаконие 14:28, Второзаконие 15:1, Второзаконие 15:1–23, Второзаконие 15:2, Второзаконие 15:4, Второзаконие 15:6, Второзаконие 15:11, Второзаконие 15:12, Второзаконие 15:16, Второзаконие 15:17, Второзаконие 15:18, Второзаконие 15:19, Второзаконие 15:21, Второзаконие 15:23, Второзаконие 16:1–8, Второзаконие 16:2, Второзаконие 16:3, Второзаконие 16:10, Второзаконие 16:13–17, Второзаконие 16:16, Второзаконие 16:18, Второзаконие 16:18–17:13, Второзаконие 16:19, Второзаконие 16:21–22, Второзаконие 17:1, Второзаконие 17:3, Второзаконие 17:4, Второзаконие 17:5, Второзаконие 17:7, Второзаконие 17:8, Второзаконие 17:9, Второзаконие 17:11, Второзаконие 17:12, Второзаконие 17:15, Второзаконие 17:16, Второзаконие 17:17, Второзаконие 17:18, Второзаконие 18:1, Второзаконие 18:2, Второзаконие 18:3, Второзаконие 18:8, Второзаконие 18:10, Второзаконие 18:11, Второзаконие 18:15, Второзаконие 18:18, Второзаконие 18:19, Второзаконие 18:22, Второзаконие 19:1–13, Второзаконие 19:2, Второзаконие 19:4, Второзаконие 19:6, Второзаконие 19:9, Второзаконие 19:11, Второзаконие 19:13, Второзаконие 19:15, Второзаконие 19:21, Второзаконие 20:4, Второзаконие 20:7, Второзаконие 20:10–15, Второзаконие 20:11, Второзаконие 20:15, Второзаконие 20:19, Второзаконие 20:20, Второзаконие 21:1, Второзаконие 21:1–9, Второзаконие 21:3–8, Второзаконие 21:4, Второзаконие 21:6, Второзаконие 21:12, Второзаконие 21:13, Второзаконие 21:14, Второзаконие 21:15–17, Второзаконие 21:20, Второзаконие 21:22, Второзаконие 21:23, Второзаконие 22:1, Второзаконие 22:5, Второзаконие 22:9, Второзаконие 22:10, Второзаконие 22:11, Второзаконие 22:12, Второзаконие 22:14, Второзаконие 22:15, Второзаконие 22:17, Второзаконие 22:19, Второзаконие 22:21, Второзаконие 22:24, Второзаконие 22:29, Второзаконие 22:30, Второзаконие 23:1, Второзаконие 23:3, Второзаконие 23:4, Второзаконие 23:7, Второзаконие 23:8, Второзаконие 23:10, Второзаконие 23:12, Второзаконие 23:13, Второзаконие 23:14, Второзаконие 23:17, Второзаконие 23:18, Второзаконие 23:19–20, Второзаконие 23:24, Второзаконие 24:1, Второзаконие 24:4, Второзаконие 24:6, Второзаконие 24:8, Второзаконие 24:11, Второзаконие 24:13, Второзаконие 24:17, Второзаконие 25:3, Второзаконие 25:4, Второзаконие 25:5, Второзаконие 25:9, Второзаконие 25:10, Второзаконие 25:11–12, Второзаконие 25:13–14, Второзаконие 25:17, Второзаконие 25:19, Второзаконие 26:1–15, Второзаконие 26:5, Второзаконие 26:11, Второзаконие 26:12, Второзаконие 26:13, Второзаконие 26:14, Второзаконие 26:16, Второзаконие 26:16–19, Второзаконие 27:3, Второзаконие 27:4, Второзаконие 27:5, Второзаконие 27:7, Второзаконие 27:9, Второзаконие 27:12–26, Второзаконие 27:13, Второзаконие 27:14, Второзаконие 27:15, Второзаконие 27:16, Второзаконие 27:17, Второзаконие 27:18, Второзаконие 27:19, Второзаконие 27:20, Второзаконие 27:22, Второзаконие 28:1–68, Второзаконие 28:5, Второзаконие 28:7, Второзаконие 28:10, Второзаконие 28:12, Второзаконие 28:13, Второзаконие 28:17, Второзаконие 28:21, Второзаконие 28:22, Второзаконие 28:23, Второзаконие 28:24, Второзаконие 28:25, Второзаконие 28:27, Второзаконие 28:36, Второзаконие 28:43, Второзаконие 28:44, Второзаконие 28:46, Второзаконие 28:48, Второзаконие 28:49, Второзаконие 28:50, Второзаконие 28:54, Второзаконие 28:56, Второзаконие 28:57, Второзаконие 28:58, Второзаконие 28:60, Второзаконие 28:64, Второзаконие 28:68, Второзаконие 29:1, Второзаконие 29:2–30:20, Второзаконие 29:6, Второзаконие 29:7, Второзаконие 29:8, Второзаконие 29:11, Второзаконие 29:12, Второзаконие 29:15, Второзаконие 29:17, Второзаконие 29:18, Второзаконие 29:19, Второзаконие 29:20, Второзаконие 29:21, Второзаконие 29:23, Второзаконие 29:25–28, Второзаконие 29:27, Второзаконие 29:29, Второзаконие 30:1, Второзаконие 30:1–10, Второзаконие 30:2–3, Второзаконие 30:6, Второзаконие 30:11, Второзаконие 30:11–20, Второзаконие 30:12, Второзаконие 30:13, Второзаконие 30:14, Второзаконие 30:16, Второзаконие 30:19, Второзаконие 30:20, Второзаконие 31:1, Второзаконие 31:1–8, Второзаконие 31:1–29, Второзаконие 31:3, Второзаконие 31:4, Второзаконие 31:6, Второзаконие 31:9, Второзаконие 31:9–13, Второзаконие 31:10, Второзаконие 31:12, Второзаконие 31:14, Второзаконие 31:15, Второзаконие 31:18, Второзаконие 31:19–22, Второзаконие 31:20, Второзаконие 31:22, Второзаконие 31:23, Второзаконие 31:26, Второзаконие 31:30–32:47, Второзаконие 32:1, Второзаконие 32:2, Второзаконие 32:4, Второзаконие 32:7, Второзаконие 32:8, Второзаконие 32:9, Второзаконие 32:14, Второзаконие 32:15, Второзаконие 32:16, Второзаконие 32:17, Второзаконие 32:18, Второзаконие 32:20, Второзаконие 32:21, Второзаконие 32:22, Второзаконие 32:27, Второзаконие 32:29, Второзаконие 32:30, Второзаконие 32:31, Второзаконие 32:32, Второзаконие 32:34, Второзаконие 32:36, Второзаконие 32:37, Второзаконие 32:38, Второзаконие 32:40, Второзаконие 32:42, Второзаконие 32:47, Второзаконие 32:49, Второзаконие 32:50, Второзаконие 32:51, Второзаконие 33:1–29, Второзаконие 33:2, Второзаконие 33:3, Второзаконие 33:4, Второзаконие 33:6, Второзаконие 33:7, Второзаконие 33:8, Второзаконие 33:9, Второзаконие 33:10, Второзаконие 33:12, Второзаконие 33:13–17, Второзаконие 33:16, Второзаконие 33:17, Второзаконие 33:18, Второзаконие 33:19, Второзаконие 33:20, Второзаконие 33:21, Второзаконие 33:22, Второзаконие 33:23, Второзаконие 33:24, Второзаконие 33:26, Второзаконие 33:27, Второзаконие 33:29, Второзаконие 34:1, Второзаконие 34:1–12, Второзаконие 34:2, Второзаконие 34:3, Второзаконие 34:6, Второзаконие 34:7, Второзаконие 34:9, Второзаконие 34:10, Второзаконие 34:12</w:t>
       </w:r>
       <w:r>
         <w:rPr>

--- a/rus/docx/05.content.docx
+++ b/rus/docx/05.content.docx
@@ -150,19 +150,6 @@
           <w:lang w:val="ru_RU" w:bidi="ru_RU"/>
         </w:rPr>
         <w:t>DEU</w:t>
-      </w:r>
-      <w:r>
-        <w:rPr>
-          <w:lang w:val="ru_RU" w:bidi="ru_RU"/>
-        </w:rPr>
-      </w:r>
-    </w:p>
-    <w:p>
-      <w:pPr/>
-      <w:r>
-        <w:rPr>
-          <w:lang w:val="ru_RU" w:bidi="ru_RU"/>
-        </w:rPr>
       </w:r>
       <w:r>
         <w:rPr>

--- a/rus/docx/05.content.docx
+++ b/rus/docx/05.content.docx
@@ -19,7 +19,7 @@
         <w:rPr>
           <w:lang w:val="ru_RU" w:bidi="ru_RU"/>
         </w:rPr>
-        <w:t>Resource: Заметки к учебнику (Тиндейл)</w:t>
+        <w:t>Resource: Tyndale Open Study Notes</w:t>
       </w:r>
       <w:r>
         <w:rPr>
@@ -112,7 +112,7 @@
         <w:rPr>
           <w:lang w:val="ru_RU" w:bidi="ru_RU"/>
         </w:rPr>
-        <w:t>Заметки к учебнику (Тиндейл)</w:t>
+        <w:t>Tyndale Open Study Notes</w:t>
       </w:r>
     </w:p>
     <w:p>

--- a/rus/docx/05.content.docx
+++ b/rus/docx/05.content.docx
@@ -19,7 +19,7 @@
         <w:rPr>
           <w:lang w:val="ru_RU" w:bidi="ru_RU"/>
         </w:rPr>
-        <w:t>Resource: Tyndale Open Study Notes</w:t>
+        <w:t>Resource: Aquifer Open Study Notes</w:t>
       </w:r>
       <w:r>
         <w:rPr>
@@ -112,7 +112,7 @@
         <w:rPr>
           <w:lang w:val="ru_RU" w:bidi="ru_RU"/>
         </w:rPr>
-        <w:t>Tyndale Open Study Notes</w:t>
+        <w:t>Aquifer Open Study Notes</w:t>
       </w:r>
     </w:p>
     <w:p>
